--- a/workshop-site/labs/Lab 07 - Instructor Notes.docx
+++ b/workshop-site/labs/Lab 07 - Instructor Notes.docx
@@ -70,7 +70,7 @@
         <w:spacing w:after="40"/>
       </w:pPr>
       <w:r>
-        <w:t>Part 3.5 added: Grant Agent Access via Permission Set — the single most important Lab 7 fix. Without this step, the agent is Active but doesn't appear in the panel's agent dropdown. See the Common Error callout in Part 4.</w:t>
+        <w:t>Part 3.5 added: Grant Agent Access via Permission Set. The single most important Lab 7 fix. Without this step, the agent is Active but doesn't appear in the panel's agent dropdown. See the Common Error callout in Part 4.</w:t>
       </w:r>
     </w:p>
     <w:p>
@@ -476,7 +476,7 @@
         <w:t xml:space="preserve">Common error: </w:t>
       </w:r>
       <w:r>
-        <w:t>Record Type DeveloperName not found. Cause: participant typed Service_Disruption__c with the wrong case or missed the __c, or typed the Record Type DeveloperName as 'NYCT ' with a trailing space. Fix: open the Flow debug trace, confirm the Get Records filter values. The agent passes 'NYCT' as a string; participant must have DeveloperNames exactly NYCT, LIRR, MNR, BandT.</w:t>
+        <w:t>Record Type DeveloperName not found. Cause: participant typed Service_Disruption__c with the wrong case or missed the __c, or typed the Record Type DeveloperName as 'NYCT ' with a trailing space. Fix: open the Flow debug trace, confirm the Get Records filter values. The agent passes 'NYCT' as a string; participant must have DeveloperNames exactly NYCT, LIRR, MNR, B_T.</w:t>
       </w:r>
     </w:p>
     <w:p>
